--- a/単元計画_戦国の世から天下統一へ.docx
+++ b/単元計画_戦国の世から天下統一へ.docx
@@ -212,7 +212,7 @@
           <w:sz w:val="21"/>
           <w:szCs w:val="21"/>
         </w:rPr>
-        <w:t xml:space="preserve">教科書や年表などで、信長と秀吉の取り組みを8つの視点で調べ、ワークシートに分けてまとめている。</w:t>
+        <w:t xml:space="preserve">教科書や年表などで、信長と秀吉の取り組みを6つの視点で調べ、ワークシートに分けてまとめている。</w:t>
       </w:r>
     </w:p>
     <w:p>
@@ -361,7 +361,7 @@
           <w:sz w:val="21"/>
           <w:szCs w:val="21"/>
         </w:rPr>
-        <w:t xml:space="preserve">8つの視点に分けて書く。1人で、時間をたっぷりとる。</w:t>
+        <w:t xml:space="preserve">6つの視点に分けて書く。1人で、時間をたっぷりとる。</w:t>
       </w:r>
     </w:p>
     <w:p>
@@ -436,7 +436,7 @@
           <w:sz w:val="24"/>
           <w:szCs w:val="24"/>
         </w:rPr>
-        <w:t xml:space="preserve">４　調べる8つの視点（ワークシート：信長｜分析｜秀吉）</w:t>
+        <w:t xml:space="preserve">４　調べる6つの視点（ワークシート：信長｜分析｜秀吉）</w:t>
       </w:r>
     </w:p>
     <w:p>
@@ -526,7 +526,7 @@
           <w:sz w:val="21"/>
           <w:szCs w:val="21"/>
         </w:rPr>
-        <w:t xml:space="preserve">宗教に対しての取り組みや考え</w:t>
+        <w:t xml:space="preserve">朝廷や幕府に対しての取り組みや考え（政治）</w:t>
       </w:r>
     </w:p>
     <w:p>
@@ -544,43 +544,143 @@
           <w:sz w:val="21"/>
           <w:szCs w:val="21"/>
         </w:rPr>
-        <w:t xml:space="preserve">朝廷や幕府に対しての取り組みや考え</w:t>
-      </w:r>
-    </w:p>
-    <w:p>
-      <w:pPr>
-        <w:pStyle w:val="ListParagraph"/>
-        <w:numPr>
-          <w:ilvl w:val="0"/>
-          <w:numId w:val="6"/>
-        </w:numPr>
-        <w:spacing w:after="30" w:line="280"/>
-      </w:pPr>
-      <w:r>
-        <w:rPr>
-          <w:rFonts w:ascii="ＭＳ 明朝" w:cs="ＭＳ 明朝" w:eastAsia="ＭＳ 明朝" w:hAnsi="ＭＳ 明朝"/>
-          <w:sz w:val="21"/>
-          <w:szCs w:val="21"/>
-        </w:rPr>
-        <w:t xml:space="preserve">城やまちづくりの取り組みや考え</w:t>
-      </w:r>
-    </w:p>
-    <w:p>
-      <w:pPr>
-        <w:pStyle w:val="ListParagraph"/>
-        <w:numPr>
-          <w:ilvl w:val="0"/>
-          <w:numId w:val="6"/>
-        </w:numPr>
-        <w:spacing w:after="30" w:line="280"/>
-      </w:pPr>
-      <w:r>
-        <w:rPr>
-          <w:rFonts w:ascii="ＭＳ 明朝" w:cs="ＭＳ 明朝" w:eastAsia="ＭＳ 明朝" w:hAnsi="ＭＳ 明朝"/>
-          <w:sz w:val="21"/>
-          <w:szCs w:val="21"/>
-        </w:rPr>
         <w:t xml:space="preserve">その他</w:t>
+      </w:r>
+    </w:p>
+    <w:p>
+      <w:pPr>
+        <w:spacing w:after="60" w:line="300"/>
+      </w:pPr>
+      <w:r>
+        <w:rPr>
+          <w:rFonts w:ascii="ＭＳ ゴシック" w:cs="ＭＳ ゴシック" w:eastAsia="ＭＳ ゴシック" w:hAnsi="ＭＳ ゴシック"/>
+          <w:b/>
+          <w:bCs/>
+          <w:sz w:val="21"/>
+          <w:szCs w:val="21"/>
+        </w:rPr>
+        <w:t xml:space="preserve">【迷いやすいものの入れ先】</w:t>
+      </w:r>
+    </w:p>
+    <w:p>
+      <w:pPr>
+        <w:pStyle w:val="ListParagraph"/>
+        <w:numPr>
+          <w:ilvl w:val="0"/>
+          <w:numId w:val="2"/>
+        </w:numPr>
+        <w:spacing w:after="40" w:line="300"/>
+      </w:pPr>
+      <w:r>
+        <w:rPr>
+          <w:rFonts w:ascii="ＭＳ 明朝" w:cs="ＭＳ 明朝" w:eastAsia="ＭＳ 明朝" w:hAnsi="ＭＳ 明朝"/>
+          <w:sz w:val="21"/>
+          <w:szCs w:val="21"/>
+        </w:rPr>
+        <w:t xml:space="preserve">キリスト教を守った・南蛮寺 → ①外交</w:t>
+      </w:r>
+    </w:p>
+    <w:p>
+      <w:pPr>
+        <w:pStyle w:val="ListParagraph"/>
+        <w:numPr>
+          <w:ilvl w:val="0"/>
+          <w:numId w:val="2"/>
+        </w:numPr>
+        <w:spacing w:after="40" w:line="300"/>
+      </w:pPr>
+      <w:r>
+        <w:rPr>
+          <w:rFonts w:ascii="ＭＳ 明朝" w:cs="ＭＳ 明朝" w:eastAsia="ＭＳ 明朝" w:hAnsi="ＭＳ 明朝"/>
+          <w:sz w:val="21"/>
+          <w:szCs w:val="21"/>
+        </w:rPr>
+        <w:t xml:space="preserve">仏教勢力を武力で従わせた・おさえた → ②軍事</w:t>
+      </w:r>
+    </w:p>
+    <w:p>
+      <w:pPr>
+        <w:pStyle w:val="ListParagraph"/>
+        <w:numPr>
+          <w:ilvl w:val="0"/>
+          <w:numId w:val="2"/>
+        </w:numPr>
+        <w:spacing w:after="40" w:line="300"/>
+      </w:pPr>
+      <w:r>
+        <w:rPr>
+          <w:rFonts w:ascii="ＭＳ 明朝" w:cs="ＭＳ 明朝" w:eastAsia="ＭＳ 明朝" w:hAnsi="ＭＳ 明朝"/>
+          <w:sz w:val="21"/>
+          <w:szCs w:val="21"/>
+        </w:rPr>
+        <w:t xml:space="preserve">城下町・道路や水路・物の流れ → ④経済</w:t>
+      </w:r>
+    </w:p>
+    <w:p>
+      <w:pPr>
+        <w:pStyle w:val="ListParagraph"/>
+        <w:numPr>
+          <w:ilvl w:val="0"/>
+          <w:numId w:val="2"/>
+        </w:numPr>
+        <w:spacing w:after="40" w:line="300"/>
+      </w:pPr>
+      <w:r>
+        <w:rPr>
+          <w:rFonts w:ascii="ＭＳ 明朝" w:cs="ＭＳ 明朝" w:eastAsia="ＭＳ 明朝" w:hAnsi="ＭＳ 明朝"/>
+          <w:sz w:val="21"/>
+          <w:szCs w:val="21"/>
+        </w:rPr>
+        <w:t xml:space="preserve">室町幕府をほろぼした・関白になった → ⑤朝廷や幕府</w:t>
+      </w:r>
+    </w:p>
+    <w:p>
+      <w:pPr>
+        <w:pStyle w:val="ListParagraph"/>
+        <w:numPr>
+          <w:ilvl w:val="0"/>
+          <w:numId w:val="2"/>
+        </w:numPr>
+        <w:spacing w:after="40" w:line="300"/>
+      </w:pPr>
+      <w:r>
+        <w:rPr>
+          <w:rFonts w:ascii="ＭＳ 明朝" w:cs="ＭＳ 明朝" w:eastAsia="ＭＳ 明朝" w:hAnsi="ＭＳ 明朝"/>
+          <w:sz w:val="21"/>
+          <w:szCs w:val="21"/>
+        </w:rPr>
+        <w:t xml:space="preserve">安土城・大阪城、人物のエピソード → ⑥その他</w:t>
+      </w:r>
+    </w:p>
+    <w:p>
+      <w:pPr>
+        <w:pStyle w:val="ListParagraph"/>
+        <w:numPr>
+          <w:ilvl w:val="0"/>
+          <w:numId w:val="2"/>
+        </w:numPr>
+        <w:spacing w:after="40" w:line="300"/>
+      </w:pPr>
+      <w:r>
+        <w:rPr>
+          <w:rFonts w:ascii="ＭＳ 明朝" w:cs="ＭＳ 明朝" w:eastAsia="ＭＳ 明朝" w:hAnsi="ＭＳ 明朝"/>
+          <w:sz w:val="21"/>
+          <w:szCs w:val="21"/>
+        </w:rPr>
+        <w:t xml:space="preserve">刀狩のように2つ以上にあてはまるものは、両方に書いてよい。</w:t>
+      </w:r>
+    </w:p>
+    <w:p>
+      <w:pPr>
+        <w:spacing w:after="60" w:line="300"/>
+      </w:pPr>
+      <w:r>
+        <w:rPr>
+          <w:rFonts w:ascii="ＭＳ 明朝" w:cs="ＭＳ 明朝" w:eastAsia="ＭＳ 明朝" w:hAnsi="ＭＳ 明朝"/>
+          <w:sz w:val="19"/>
+          <w:szCs w:val="19"/>
+        </w:rPr>
+        <w:t xml:space="preserve">※学習指導要領 内容(2)ア(カ)「キリスト教の伝来」「織田・豊臣の天下統一」、解説に例示される長篠の戦い・楽市・楽座・検地・刀狩は、①～④で扱える。⑤は次単元「江戸幕府と政治の安定」へのつながりとして残す。</w:t>
       </w:r>
     </w:p>
     <w:p>
@@ -1006,7 +1106,7 @@
                 <w:sz w:val="19"/>
                 <w:szCs w:val="19"/>
               </w:rPr>
-              <w:t xml:space="preserve">・8つの視点とワークシートを説明し、1つ例を一緒に書く（10分）</w:t>
+              <w:t xml:space="preserve">・6つの視点とワークシートを説明し、1つ例を一緒に書く（10分）</w:t>
             </w:r>
           </w:p>
           <w:p>
@@ -1148,7 +1248,7 @@
                 <w:sz w:val="19"/>
                 <w:szCs w:val="19"/>
               </w:rPr>
-              <w:t xml:space="preserve">信長と秀吉の取り組みを、8つの視点に分けて調べる</w:t>
+              <w:t xml:space="preserve">信長と秀吉の取り組みを、6つの視点に分けて調べる</w:t>
             </w:r>
           </w:p>
         </w:tc>
